--- a/capitulos_word_pt/cap13_limitacoes_futuro.docx
+++ b/capitulos_word_pt/cap13_limitacoes_futuro.docx
@@ -110,6 +110,62 @@
     </w:p>
     <w:p>
       <w:pPr>
+        <w:spacing w:before="80" w:after="120" w:line="276" w:lineRule="auto"/>
+        <w:ind w:left="720" w:right="720"/>
+      </w:pPr>
+      <w:r>
+        <w:rPr>
+          <w:rFonts w:ascii="Calibri" w:hAnsi="Calibri"/>
+          <w:b w:val="0"/>
+          <w:i w:val="0"/>
+          <w:color w:val="334E68"/>
+          <w:sz w:val="21"/>
+        </w:rPr>
+        <w:t xml:space="preserve">[!NOTE] </w:t>
+      </w:r>
+      <w:r>
+        <w:rPr>
+          <w:rFonts w:ascii="Calibri" w:hAnsi="Calibri"/>
+          <w:b/>
+          <w:i w:val="0"/>
+          <w:color w:val="334E68"/>
+          <w:sz w:val="21"/>
+        </w:rPr>
+        <w:t>Para o Clínico: Por Que Este Capítulo É Importante</w:t>
+      </w:r>
+      <w:r>
+        <w:rPr>
+          <w:rFonts w:ascii="Calibri" w:hAnsi="Calibri"/>
+          <w:b w:val="0"/>
+          <w:i w:val="0"/>
+          <w:color w:val="334E68"/>
+          <w:sz w:val="21"/>
+        </w:rPr>
+        <w:t xml:space="preserve"> Um framework científico que não declara as suas limitações não é ciência — é marketing. A AVBC foi projetada para ser </w:t>
+      </w:r>
+      <w:r>
+        <w:rPr>
+          <w:rFonts w:ascii="Calibri" w:hAnsi="Calibri"/>
+          <w:b/>
+          <w:i w:val="0"/>
+          <w:color w:val="334E68"/>
+          <w:sz w:val="21"/>
+        </w:rPr>
+        <w:t>falsificável</w:t>
+      </w:r>
+      <w:r>
+        <w:rPr>
+          <w:rFonts w:ascii="Calibri" w:hAnsi="Calibri"/>
+          <w:b w:val="0"/>
+          <w:i w:val="0"/>
+          <w:color w:val="334E68"/>
+          <w:sz w:val="21"/>
+        </w:rPr>
+        <w:t>: neste capítulo definimos exatamente que resultados clínicos invalidariam o arcabouço. Isto é raro na literatura de ICRS e é uma das suas forças.</w:t>
+      </w:r>
+    </w:p>
+    <w:p>
+      <w:pPr>
         <w:spacing w:before="240" w:after="240"/>
         <w:jc w:val="center"/>
       </w:pPr>
@@ -163,7 +219,7 @@
           <w:color w:val="222222"/>
           <w:sz w:val="22"/>
         </w:rPr>
-        <w:t>Os modelos de FEM apresentados no Capítulo 10 utilizam uma geometria corneana esférica com espessura uniforme. As córneas ceratocônicas reais são:</w:t>
+        <w:t>Os modelos de FEM apresentados no Capítulo 12 utilizam uma geometria corneana esférica com espessura uniforme. As córneas ceratocônicas reais são:</w:t>
       </w:r>
     </w:p>
     <w:p>
@@ -1994,6 +2050,62 @@
     </w:p>
     <w:p>
       <w:pPr>
+        <w:spacing w:before="80" w:after="120" w:line="276" w:lineRule="auto"/>
+        <w:ind w:left="720" w:right="720"/>
+      </w:pPr>
+      <w:r>
+        <w:rPr>
+          <w:rFonts w:ascii="Calibri" w:hAnsi="Calibri"/>
+          <w:b w:val="0"/>
+          <w:i w:val="0"/>
+          <w:color w:val="334E68"/>
+          <w:sz w:val="21"/>
+        </w:rPr>
+        <w:t xml:space="preserve">[!WARNING] </w:t>
+      </w:r>
+      <w:r>
+        <w:rPr>
+          <w:rFonts w:ascii="Calibri" w:hAnsi="Calibri"/>
+          <w:b/>
+          <w:i w:val="0"/>
+          <w:color w:val="334E68"/>
+          <w:sz w:val="21"/>
+        </w:rPr>
+        <w:t>Para o Clínico: O Teste Definitivo</w:t>
+      </w:r>
+      <w:r>
+        <w:rPr>
+          <w:rFonts w:ascii="Calibri" w:hAnsi="Calibri"/>
+          <w:b w:val="0"/>
+          <w:i w:val="0"/>
+          <w:color w:val="334E68"/>
+          <w:sz w:val="21"/>
+        </w:rPr>
+        <w:t xml:space="preserve"> Se ao fim de 100 doentes prospectivos, o erro médio de previsão de $\Delta K$ no braço AVBC </w:t>
+      </w:r>
+      <w:r>
+        <w:rPr>
+          <w:rFonts w:ascii="Calibri" w:hAnsi="Calibri"/>
+          <w:b/>
+          <w:i w:val="0"/>
+          <w:color w:val="334E68"/>
+          <w:sz w:val="21"/>
+        </w:rPr>
+        <w:t>não for significativamente menor</w:t>
+      </w:r>
+      <w:r>
+        <w:rPr>
+          <w:rFonts w:ascii="Calibri" w:hAnsi="Calibri"/>
+          <w:b w:val="0"/>
+          <w:i w:val="0"/>
+          <w:color w:val="334E68"/>
+          <w:sz w:val="21"/>
+        </w:rPr>
+        <w:t xml:space="preserve"> que no braço nomograma ($p &lt; 0.05$), então a AVBC acrescenta complexidade sem ganho preditivo e deve ser simplificada ou abandonada. Este é o nosso compromisso público de integridade científica.</w:t>
+      </w:r>
+    </w:p>
+    <w:p>
+      <w:pPr>
         <w:spacing w:before="240" w:after="240"/>
         <w:jc w:val="center"/>
       </w:pPr>
@@ -2614,6 +2726,1103 @@
     </w:p>
     <w:p>
       <w:pPr>
+        <w:pStyle w:val="Heading3"/>
+      </w:pPr>
+      <w:r/>
+      <w:r>
+        <w:rPr>
+          <w:rFonts w:ascii="Calibri" w:hAnsi="Calibri"/>
+          <w:b w:val="0"/>
+          <w:i w:val="0"/>
+          <w:color w:val="1B365D"/>
+          <w:sz w:val="24"/>
+        </w:rPr>
+        <w:t>13.4.6 Estudo Paramétrico de Sensibilidade Constitutiva: Validação Computacional Concluída</w:t>
+      </w:r>
+    </w:p>
+    <w:p>
+      <w:r>
+        <w:rPr>
+          <w:rFonts w:ascii="Calibri" w:hAnsi="Calibri"/>
+          <w:b w:val="0"/>
+          <w:i w:val="0"/>
+          <w:color w:val="222222"/>
+          <w:sz w:val="22"/>
+        </w:rPr>
+        <w:t>A Seção 9.5 introduziu a Classificação Fenotípica Biomecânica, que mapeia o estado de falha estromal para dominâncias nos parâmetros constitutivos HGO ($c, k</w:t>
+      </w:r>
+      <w:r>
+        <w:rPr>
+          <w:rFonts w:ascii="Calibri" w:hAnsi="Calibri"/>
+          <w:b w:val="0"/>
+          <w:i/>
+          <w:color w:val="222222"/>
+          <w:sz w:val="22"/>
+        </w:rPr>
+        <w:t>1, k</w:t>
+      </w:r>
+      <w:r>
+        <w:rPr>
+          <w:rFonts w:ascii="Calibri" w:hAnsi="Calibri"/>
+          <w:b w:val="0"/>
+          <w:i w:val="0"/>
+          <w:color w:val="222222"/>
+          <w:sz w:val="22"/>
+        </w:rPr>
+        <w:t xml:space="preserve">2, \kappa$). Para validar computacionalmente a discriminabilidade dos fenótipos e neutralizar a objeção de tautologia taxonômica, foi executada uma campanha paramétrica exaustiva de </w:t>
+      </w:r>
+      <w:r>
+        <w:rPr>
+          <w:rFonts w:ascii="Calibri" w:hAnsi="Calibri"/>
+          <w:b/>
+          <w:i w:val="0"/>
+          <w:color w:val="222222"/>
+          <w:sz w:val="22"/>
+        </w:rPr>
+        <w:t>377 simulações</w:t>
+      </w:r>
+      <w:r>
+        <w:rPr>
+          <w:rFonts w:ascii="Calibri" w:hAnsi="Calibri"/>
+          <w:b w:val="0"/>
+          <w:i w:val="0"/>
+          <w:color w:val="222222"/>
+          <w:sz w:val="22"/>
+        </w:rPr>
+        <w:t xml:space="preserve"> no FEBio 4.12 (Seção 12.3).</w:t>
+      </w:r>
+    </w:p>
+    <w:p>
+      <w:r>
+        <w:rPr>
+          <w:rFonts w:ascii="Calibri" w:hAnsi="Calibri"/>
+          <w:b/>
+          <w:i w:val="0"/>
+          <w:color w:val="222222"/>
+          <w:sz w:val="22"/>
+        </w:rPr>
+        <w:t>Resultados.</w:t>
+      </w:r>
+      <w:r>
+        <w:rPr>
+          <w:rFonts w:ascii="Calibri" w:hAnsi="Calibri"/>
+          <w:b w:val="0"/>
+          <w:i w:val="0"/>
+          <w:color w:val="222222"/>
+          <w:sz w:val="22"/>
+        </w:rPr>
+        <w:t xml:space="preserve"> A campanha demonstrou uma hierarquia de dominância clara e quantificável:</w:t>
+      </w:r>
+    </w:p>
+    <w:tbl>
+      <w:tblPr>
+        <w:tblW w:type="auto" w:w="0"/>
+        <w:jc w:val="center"/>
+        <w:tblLayout w:type="autofit"/>
+        <w:tblLook w:firstColumn="1" w:firstRow="1" w:lastColumn="0" w:lastRow="0" w:noHBand="0" w:noVBand="1" w:val="04A0"/>
+        <w:tblBorders>
+          <w:top w:val="single" w:sz="4" w:space="0" w:color="CCCCCC"/>
+          <w:bottom w:val="single" w:sz="4" w:space="0" w:color="CCCCCC"/>
+          <w:left w:val="none"/>
+          <w:right w:val="none"/>
+          <w:insideH w:val="single" w:sz="4" w:space="0" w:color="E0E0E0"/>
+          <w:insideV w:val="none"/>
+        </w:tblBorders>
+      </w:tblPr>
+      <w:tblGrid>
+        <w:gridCol w:w="2880"/>
+        <w:gridCol w:w="2880"/>
+        <w:gridCol w:w="2880"/>
+      </w:tblGrid>
+      <w:tr>
+        <w:tc>
+          <w:tcPr>
+            <w:tcW w:type="dxa" w:w="2880"/>
+            <w:shd w:fill="1B365D"/>
+            <w:tcMar>
+              <w:top w:w="100" w:type="dxa"/>
+              <w:bottom w:w="100" w:type="dxa"/>
+              <w:left w:w="150" w:type="dxa"/>
+              <w:right w:w="150" w:type="dxa"/>
+            </w:tcMar>
+            <w:vAlign w:val="center"/>
+          </w:tcPr>
+          <w:p>
+            <w:pPr>
+              <w:spacing w:before="80" w:after="80"/>
+              <w:jc w:val="center"/>
+            </w:pPr>
+            <w:r>
+              <w:rPr>
+                <w:b/>
+                <w:color w:val="FFFFFF"/>
+              </w:rPr>
+            </w:r>
+            <w:r>
+              <w:rPr>
+                <w:rFonts w:ascii="Calibri" w:hAnsi="Calibri"/>
+                <w:b/>
+                <w:i w:val="0"/>
+                <w:color w:val="FFFFFF"/>
+                <w:sz w:val="21"/>
+              </w:rPr>
+              <w:t>Parâmetro</w:t>
+            </w:r>
+          </w:p>
+        </w:tc>
+        <w:tc>
+          <w:tcPr>
+            <w:tcW w:type="dxa" w:w="2880"/>
+            <w:shd w:fill="1B365D"/>
+            <w:tcMar>
+              <w:top w:w="100" w:type="dxa"/>
+              <w:bottom w:w="100" w:type="dxa"/>
+              <w:left w:w="150" w:type="dxa"/>
+              <w:right w:w="150" w:type="dxa"/>
+            </w:tcMar>
+            <w:vAlign w:val="center"/>
+          </w:tcPr>
+          <w:p>
+            <w:pPr>
+              <w:spacing w:before="80" w:after="80"/>
+              <w:jc w:val="center"/>
+            </w:pPr>
+            <w:r>
+              <w:rPr>
+                <w:b/>
+                <w:color w:val="FFFFFF"/>
+              </w:rPr>
+            </w:r>
+            <w:r>
+              <w:rPr>
+                <w:rFonts w:ascii="Calibri" w:hAnsi="Calibri"/>
+                <w:b/>
+                <w:i w:val="0"/>
+                <w:color w:val="FFFFFF"/>
+                <w:sz w:val="21"/>
+              </w:rPr>
+              <w:t>CV do deslocamento apical</w:t>
+            </w:r>
+          </w:p>
+        </w:tc>
+        <w:tc>
+          <w:tcPr>
+            <w:tcW w:type="dxa" w:w="2880"/>
+            <w:shd w:fill="1B365D"/>
+            <w:tcMar>
+              <w:top w:w="100" w:type="dxa"/>
+              <w:bottom w:w="100" w:type="dxa"/>
+              <w:left w:w="150" w:type="dxa"/>
+              <w:right w:w="150" w:type="dxa"/>
+            </w:tcMar>
+            <w:vAlign w:val="center"/>
+          </w:tcPr>
+          <w:p>
+            <w:pPr>
+              <w:spacing w:before="80" w:after="80"/>
+              <w:jc w:val="center"/>
+            </w:pPr>
+            <w:r>
+              <w:rPr>
+                <w:b/>
+                <w:color w:val="FFFFFF"/>
+              </w:rPr>
+            </w:r>
+            <w:r>
+              <w:rPr>
+                <w:rFonts w:ascii="Calibri" w:hAnsi="Calibri"/>
+                <w:b/>
+                <w:i w:val="0"/>
+                <w:color w:val="FFFFFF"/>
+                <w:sz w:val="21"/>
+              </w:rPr>
+              <w:t>Variância explicada</w:t>
+            </w:r>
+          </w:p>
+        </w:tc>
+      </w:tr>
+      <w:tr>
+        <w:tc>
+          <w:tcPr>
+            <w:tcW w:type="dxa" w:w="2880"/>
+            <w:tcMar>
+              <w:top w:w="80" w:type="dxa"/>
+              <w:bottom w:w="80" w:type="dxa"/>
+              <w:left w:w="120" w:type="dxa"/>
+              <w:right w:w="120" w:type="dxa"/>
+            </w:tcMar>
+            <w:vAlign w:val="center"/>
+          </w:tcPr>
+          <w:p>
+            <w:pPr>
+              <w:spacing w:before="80" w:after="80"/>
+              <w:jc w:val="center"/>
+            </w:pPr>
+            <w:r/>
+            <w:r>
+              <w:rPr>
+                <w:rFonts w:ascii="Calibri" w:hAnsi="Calibri"/>
+                <w:b w:val="0"/>
+                <w:i w:val="0"/>
+                <w:color w:val="222222"/>
+                <w:sz w:val="19"/>
+              </w:rPr>
+              <w:t>$c$ (substância fundamental)</w:t>
+            </w:r>
+          </w:p>
+        </w:tc>
+        <w:tc>
+          <w:tcPr>
+            <w:tcW w:type="dxa" w:w="2880"/>
+            <w:tcMar>
+              <w:top w:w="80" w:type="dxa"/>
+              <w:bottom w:w="80" w:type="dxa"/>
+              <w:left w:w="120" w:type="dxa"/>
+              <w:right w:w="120" w:type="dxa"/>
+            </w:tcMar>
+            <w:vAlign w:val="center"/>
+          </w:tcPr>
+          <w:p>
+            <w:pPr>
+              <w:spacing w:before="80" w:after="80"/>
+              <w:jc w:val="center"/>
+            </w:pPr>
+            <w:r/>
+            <w:r>
+              <w:rPr>
+                <w:rFonts w:ascii="Calibri" w:hAnsi="Calibri"/>
+                <w:b/>
+                <w:i w:val="0"/>
+                <w:color w:val="222222"/>
+                <w:sz w:val="19"/>
+              </w:rPr>
+              <w:t>0,671</w:t>
+            </w:r>
+          </w:p>
+        </w:tc>
+        <w:tc>
+          <w:tcPr>
+            <w:tcW w:type="dxa" w:w="2880"/>
+            <w:tcMar>
+              <w:top w:w="80" w:type="dxa"/>
+              <w:bottom w:w="80" w:type="dxa"/>
+              <w:left w:w="120" w:type="dxa"/>
+              <w:right w:w="120" w:type="dxa"/>
+            </w:tcMar>
+            <w:vAlign w:val="center"/>
+          </w:tcPr>
+          <w:p>
+            <w:pPr>
+              <w:spacing w:before="80" w:after="80"/>
+              <w:jc w:val="center"/>
+            </w:pPr>
+            <w:r/>
+            <w:r>
+              <w:rPr>
+                <w:rFonts w:ascii="Calibri" w:hAnsi="Calibri"/>
+                <w:b/>
+                <w:i w:val="0"/>
+                <w:color w:val="222222"/>
+                <w:sz w:val="19"/>
+              </w:rPr>
+              <w:t>98,9%</w:t>
+            </w:r>
+          </w:p>
+        </w:tc>
+      </w:tr>
+      <w:tr>
+        <w:tc>
+          <w:tcPr>
+            <w:tcW w:type="dxa" w:w="2880"/>
+            <w:shd w:fill="F2F4F7"/>
+            <w:tcMar>
+              <w:top w:w="80" w:type="dxa"/>
+              <w:bottom w:w="80" w:type="dxa"/>
+              <w:left w:w="120" w:type="dxa"/>
+              <w:right w:w="120" w:type="dxa"/>
+            </w:tcMar>
+            <w:vAlign w:val="center"/>
+          </w:tcPr>
+          <w:p>
+            <w:pPr>
+              <w:spacing w:before="80" w:after="80"/>
+              <w:jc w:val="center"/>
+            </w:pPr>
+            <w:r/>
+            <w:r>
+              <w:rPr>
+                <w:rFonts w:ascii="Calibri" w:hAnsi="Calibri"/>
+                <w:b w:val="0"/>
+                <w:i w:val="0"/>
+                <w:color w:val="222222"/>
+                <w:sz w:val="19"/>
+              </w:rPr>
+              <w:t>$\kappa$ (dispersão fibrilar)</w:t>
+            </w:r>
+          </w:p>
+        </w:tc>
+        <w:tc>
+          <w:tcPr>
+            <w:tcW w:type="dxa" w:w="2880"/>
+            <w:shd w:fill="F2F4F7"/>
+            <w:tcMar>
+              <w:top w:w="80" w:type="dxa"/>
+              <w:bottom w:w="80" w:type="dxa"/>
+              <w:left w:w="120" w:type="dxa"/>
+              <w:right w:w="120" w:type="dxa"/>
+            </w:tcMar>
+            <w:vAlign w:val="center"/>
+          </w:tcPr>
+          <w:p>
+            <w:pPr>
+              <w:spacing w:before="80" w:after="80"/>
+              <w:jc w:val="center"/>
+            </w:pPr>
+            <w:r/>
+            <w:r>
+              <w:rPr>
+                <w:rFonts w:ascii="Calibri" w:hAnsi="Calibri"/>
+                <w:b w:val="0"/>
+                <w:i w:val="0"/>
+                <w:color w:val="222222"/>
+                <w:sz w:val="19"/>
+              </w:rPr>
+              <w:t>0,011</w:t>
+            </w:r>
+          </w:p>
+        </w:tc>
+        <w:tc>
+          <w:tcPr>
+            <w:tcW w:type="dxa" w:w="2880"/>
+            <w:shd w:fill="F2F4F7"/>
+            <w:tcMar>
+              <w:top w:w="80" w:type="dxa"/>
+              <w:bottom w:w="80" w:type="dxa"/>
+              <w:left w:w="120" w:type="dxa"/>
+              <w:right w:w="120" w:type="dxa"/>
+            </w:tcMar>
+            <w:vAlign w:val="center"/>
+          </w:tcPr>
+          <w:p>
+            <w:pPr>
+              <w:spacing w:before="80" w:after="80"/>
+              <w:jc w:val="center"/>
+            </w:pPr>
+            <w:r/>
+            <w:r>
+              <w:rPr>
+                <w:rFonts w:ascii="Calibri" w:hAnsi="Calibri"/>
+                <w:b w:val="0"/>
+                <w:i w:val="0"/>
+                <w:color w:val="222222"/>
+                <w:sz w:val="19"/>
+              </w:rPr>
+              <w:t>1,1%</w:t>
+            </w:r>
+          </w:p>
+        </w:tc>
+      </w:tr>
+      <w:tr>
+        <w:tc>
+          <w:tcPr>
+            <w:tcW w:type="dxa" w:w="2880"/>
+            <w:tcMar>
+              <w:top w:w="80" w:type="dxa"/>
+              <w:bottom w:w="80" w:type="dxa"/>
+              <w:left w:w="120" w:type="dxa"/>
+              <w:right w:w="120" w:type="dxa"/>
+            </w:tcMar>
+            <w:vAlign w:val="center"/>
+          </w:tcPr>
+          <w:p>
+            <w:pPr>
+              <w:spacing w:before="80" w:after="80"/>
+              <w:jc w:val="center"/>
+            </w:pPr>
+            <w:r/>
+            <w:r>
+              <w:rPr>
+                <w:rFonts w:ascii="Calibri" w:hAnsi="Calibri"/>
+                <w:b w:val="0"/>
+                <w:i w:val="0"/>
+                <w:color w:val="222222"/>
+                <w:sz w:val="19"/>
+              </w:rPr>
+              <w:t>$k_1$ (rigidez fibrilar)</w:t>
+            </w:r>
+          </w:p>
+        </w:tc>
+        <w:tc>
+          <w:tcPr>
+            <w:tcW w:type="dxa" w:w="2880"/>
+            <w:tcMar>
+              <w:top w:w="80" w:type="dxa"/>
+              <w:bottom w:w="80" w:type="dxa"/>
+              <w:left w:w="120" w:type="dxa"/>
+              <w:right w:w="120" w:type="dxa"/>
+            </w:tcMar>
+            <w:vAlign w:val="center"/>
+          </w:tcPr>
+          <w:p>
+            <w:pPr>
+              <w:spacing w:before="80" w:after="80"/>
+              <w:jc w:val="center"/>
+            </w:pPr>
+            <w:r/>
+            <w:r>
+              <w:rPr>
+                <w:rFonts w:ascii="Calibri" w:hAnsi="Calibri"/>
+                <w:b w:val="0"/>
+                <w:i w:val="0"/>
+                <w:color w:val="222222"/>
+                <w:sz w:val="19"/>
+              </w:rPr>
+              <w:t>0,000</w:t>
+            </w:r>
+          </w:p>
+        </w:tc>
+        <w:tc>
+          <w:tcPr>
+            <w:tcW w:type="dxa" w:w="2880"/>
+            <w:tcMar>
+              <w:top w:w="80" w:type="dxa"/>
+              <w:bottom w:w="80" w:type="dxa"/>
+              <w:left w:w="120" w:type="dxa"/>
+              <w:right w:w="120" w:type="dxa"/>
+            </w:tcMar>
+            <w:vAlign w:val="center"/>
+          </w:tcPr>
+          <w:p>
+            <w:pPr>
+              <w:spacing w:before="80" w:after="80"/>
+              <w:jc w:val="center"/>
+            </w:pPr>
+            <w:r/>
+            <w:r>
+              <w:rPr>
+                <w:rFonts w:ascii="Calibri" w:hAnsi="Calibri"/>
+                <w:b w:val="0"/>
+                <w:i w:val="0"/>
+                <w:color w:val="222222"/>
+                <w:sz w:val="19"/>
+              </w:rPr>
+              <w:t>&lt; 0,02%</w:t>
+            </w:r>
+          </w:p>
+        </w:tc>
+      </w:tr>
+      <w:tr>
+        <w:tc>
+          <w:tcPr>
+            <w:tcW w:type="dxa" w:w="2880"/>
+            <w:shd w:fill="F2F4F7"/>
+            <w:tcMar>
+              <w:top w:w="80" w:type="dxa"/>
+              <w:bottom w:w="80" w:type="dxa"/>
+              <w:left w:w="120" w:type="dxa"/>
+              <w:right w:w="120" w:type="dxa"/>
+            </w:tcMar>
+            <w:vAlign w:val="center"/>
+          </w:tcPr>
+          <w:p>
+            <w:pPr>
+              <w:spacing w:before="80" w:after="80"/>
+              <w:jc w:val="center"/>
+            </w:pPr>
+            <w:r/>
+            <w:r>
+              <w:rPr>
+                <w:rFonts w:ascii="Calibri" w:hAnsi="Calibri"/>
+                <w:b w:val="0"/>
+                <w:i w:val="0"/>
+                <w:color w:val="222222"/>
+                <w:sz w:val="19"/>
+              </w:rPr>
+              <w:t>$k_2$ (strain-hardening)</w:t>
+            </w:r>
+          </w:p>
+        </w:tc>
+        <w:tc>
+          <w:tcPr>
+            <w:tcW w:type="dxa" w:w="2880"/>
+            <w:shd w:fill="F2F4F7"/>
+            <w:tcMar>
+              <w:top w:w="80" w:type="dxa"/>
+              <w:bottom w:w="80" w:type="dxa"/>
+              <w:left w:w="120" w:type="dxa"/>
+              <w:right w:w="120" w:type="dxa"/>
+            </w:tcMar>
+            <w:vAlign w:val="center"/>
+          </w:tcPr>
+          <w:p>
+            <w:pPr>
+              <w:spacing w:before="80" w:after="80"/>
+              <w:jc w:val="center"/>
+            </w:pPr>
+            <w:r/>
+            <w:r>
+              <w:rPr>
+                <w:rFonts w:ascii="Calibri" w:hAnsi="Calibri"/>
+                <w:b w:val="0"/>
+                <w:i w:val="0"/>
+                <w:color w:val="222222"/>
+                <w:sz w:val="19"/>
+              </w:rPr>
+              <w:t>0,000</w:t>
+            </w:r>
+          </w:p>
+        </w:tc>
+        <w:tc>
+          <w:tcPr>
+            <w:tcW w:type="dxa" w:w="2880"/>
+            <w:shd w:fill="F2F4F7"/>
+            <w:tcMar>
+              <w:top w:w="80" w:type="dxa"/>
+              <w:bottom w:w="80" w:type="dxa"/>
+              <w:left w:w="120" w:type="dxa"/>
+              <w:right w:w="120" w:type="dxa"/>
+            </w:tcMar>
+            <w:vAlign w:val="center"/>
+          </w:tcPr>
+          <w:p>
+            <w:pPr>
+              <w:spacing w:before="80" w:after="80"/>
+              <w:jc w:val="center"/>
+            </w:pPr>
+            <w:r/>
+            <w:r>
+              <w:rPr>
+                <w:rFonts w:ascii="Calibri" w:hAnsi="Calibri"/>
+                <w:b w:val="0"/>
+                <w:i w:val="0"/>
+                <w:color w:val="222222"/>
+                <w:sz w:val="19"/>
+              </w:rPr>
+              <w:t>0,0%</w:t>
+            </w:r>
+          </w:p>
+        </w:tc>
+      </w:tr>
+    </w:tbl>
+    <w:p>
+      <w:pPr>
+        <w:spacing w:before="120" w:after="120"/>
+      </w:pPr>
+    </w:p>
+    <w:p>
+      <w:r>
+        <w:rPr>
+          <w:rFonts w:ascii="Calibri" w:hAnsi="Calibri"/>
+          <w:b/>
+          <w:i w:val="0"/>
+          <w:color w:val="222222"/>
+          <w:sz w:val="22"/>
+        </w:rPr>
+        <w:t>Interpretação para a Classificação Fenotípica.</w:t>
+      </w:r>
+      <w:r>
+        <w:rPr>
+          <w:rFonts w:ascii="Calibri" w:hAnsi="Calibri"/>
+          <w:b w:val="0"/>
+          <w:i w:val="0"/>
+          <w:color w:val="222222"/>
+          <w:sz w:val="22"/>
+        </w:rPr>
+        <w:t xml:space="preserve"> A dominância esmagadora de $c$ confirma que:</w:t>
+      </w:r>
+    </w:p>
+    <w:p>
+      <w:pPr>
+        <w:pStyle w:val="ListNumber"/>
+        <w:spacing w:before="40" w:after="80" w:line="276" w:lineRule="auto"/>
+      </w:pPr>
+      <w:r>
+        <w:rPr>
+          <w:rFonts w:ascii="Calibri" w:hAnsi="Calibri"/>
+          <w:b/>
+          <w:i w:val="0"/>
+          <w:color w:val="222222"/>
+          <w:sz w:val="22"/>
+        </w:rPr>
+        <w:t>O fenótipo $c$-dominante é o driver biomecânico primário da ectasia.</w:t>
+      </w:r>
+      <w:r>
+        <w:rPr>
+          <w:rFonts w:ascii="Calibri" w:hAnsi="Calibri"/>
+          <w:b w:val="0"/>
+          <w:i w:val="0"/>
+          <w:color w:val="222222"/>
+          <w:sz w:val="22"/>
+        </w:rPr>
+        <w:t xml:space="preserve"> A variação de $c$ em 10× (de 0,01 a 0,1 MPa) produz uma variação de $\delta_{apex}$ de 1590,9 μm (de −383,8 a −1974,7 μm) e de $\Delta K$ de 8,83 D (de 2,13 a 10,95 D). Isto significa que a degradação proteoglicânica — o processo molecular subjacente ao fenótipo $c$-dominante — é o mecanismo que governa quantitativamente a severidade da deformação.</w:t>
+      </w:r>
+    </w:p>
+    <w:p>
+      <w:pPr>
+        <w:pStyle w:val="ListNumber"/>
+        <w:spacing w:before="40" w:after="80" w:line="276" w:lineRule="auto"/>
+      </w:pPr>
+      <w:r>
+        <w:rPr>
+          <w:rFonts w:ascii="Calibri" w:hAnsi="Calibri"/>
+          <w:b/>
+          <w:i w:val="0"/>
+          <w:color w:val="222222"/>
+          <w:sz w:val="22"/>
+        </w:rPr>
+        <w:t>Os fenótipos $k_1$ e $k_2$ são computacionalmente indistinguíveis pelo deslocamento apical sob condições saudáveis.</w:t>
+      </w:r>
+      <w:r>
+        <w:rPr>
+          <w:rFonts w:ascii="Calibri" w:hAnsi="Calibri"/>
+          <w:b w:val="0"/>
+          <w:i w:val="0"/>
+          <w:color w:val="222222"/>
+          <w:sz w:val="22"/>
+        </w:rPr>
+        <w:t xml:space="preserve"> A variação isolada de $k</w:t>
+      </w:r>
+      <w:r>
+        <w:rPr>
+          <w:rFonts w:ascii="Calibri" w:hAnsi="Calibri"/>
+          <w:b w:val="0"/>
+          <w:i/>
+          <w:color w:val="222222"/>
+          <w:sz w:val="22"/>
+        </w:rPr>
+        <w:t>1$ em 10× (de 0,05 a 0,5 MPa) altera $\delta</w:t>
+      </w:r>
+      <w:r>
+        <w:rPr>
+          <w:rFonts w:ascii="Calibri" w:hAnsi="Calibri"/>
+          <w:b w:val="0"/>
+          <w:i w:val="0"/>
+          <w:color w:val="222222"/>
+          <w:sz w:val="22"/>
+        </w:rPr>
+        <w:t>{apex}$ em apenas 0,28 μm — uma variação insignificante sob a matriz canônica rígida. No entanto, sob condições degradadas ($c = 0{,}01$), a ativação correta das fibras curvadas revela um acoplamento protetor de $1{,}31\%$ ($26\ \mu\text{m}$), provando a sua função física de reforço secundário na ectasia progressiva.</w:t>
+      </w:r>
+    </w:p>
+    <w:p>
+      <w:pPr>
+        <w:pStyle w:val="ListNumber"/>
+        <w:spacing w:before="40" w:after="80" w:line="276" w:lineRule="auto"/>
+      </w:pPr>
+      <w:r>
+        <w:rPr>
+          <w:rFonts w:ascii="Calibri" w:hAnsi="Calibri"/>
+          <w:b/>
+          <w:i w:val="0"/>
+          <w:color w:val="222222"/>
+          <w:sz w:val="22"/>
+        </w:rPr>
+        <w:t>O fenótipo $\kappa$-dominante é secundário mas detectável.</w:t>
+      </w:r>
+      <w:r>
+        <w:rPr>
+          <w:rFonts w:ascii="Calibri" w:hAnsi="Calibri"/>
+          <w:b w:val="0"/>
+          <w:i w:val="0"/>
+          <w:color w:val="222222"/>
+          <w:sz w:val="22"/>
+        </w:rPr>
+        <w:t xml:space="preserve"> A variação de $\kappa$ de 0,00 (fibras perfeitamente alinhadas) a 0,333 (isotrópico) altera $\delta</w:t>
+      </w:r>
+      <w:r>
+        <w:rPr>
+          <w:rFonts w:ascii="Calibri" w:hAnsi="Calibri"/>
+          <w:b w:val="0"/>
+          <w:i/>
+          <w:color w:val="222222"/>
+          <w:sz w:val="22"/>
+        </w:rPr>
+        <w:t>{apex}$ em 16,9 μm e $\delta</w:t>
+      </w:r>
+      <w:r>
+        <w:rPr>
+          <w:rFonts w:ascii="Calibri" w:hAnsi="Calibri"/>
+          <w:b w:val="0"/>
+          <w:i w:val="0"/>
+          <w:color w:val="222222"/>
+          <w:sz w:val="22"/>
+        </w:rPr>
+        <w:t>{ring}$ em 0,58 μm — variações pequenas mas não negligíveis, e qualitativamente distinguíveis por seu efeito predominante sobre a integridade da casca sob eixos locais curvados.</w:t>
+      </w:r>
+    </w:p>
+    <w:p>
+      <w:r>
+        <w:rPr>
+          <w:rFonts w:ascii="Calibri" w:hAnsi="Calibri"/>
+          <w:b/>
+          <w:i w:val="0"/>
+          <w:color w:val="222222"/>
+          <w:sz w:val="22"/>
+        </w:rPr>
+        <w:t>Limitação identificada e Proposta de Resolução.</w:t>
+      </w:r>
+      <w:r>
+        <w:rPr>
+          <w:rFonts w:ascii="Calibri" w:hAnsi="Calibri"/>
+          <w:b w:val="0"/>
+          <w:i w:val="0"/>
+          <w:color w:val="222222"/>
+          <w:sz w:val="22"/>
+        </w:rPr>
+        <w:t xml:space="preserve"> A variação de paquimetria (espessura estromal) não produziu variação nos vetores na implementação atual, indicando que o modelo de malha uniforme não implementa a variação de espessura de forma dinâmica. Para superar esta limitação, propõe-se uma reformulação do </w:t>
+      </w:r>
+      <w:r>
+        <w:rPr>
+          <w:rFonts w:ascii="Calibri" w:hAnsi="Calibri"/>
+          <w:b/>
+          <w:i w:val="0"/>
+          <w:color w:val="222222"/>
+          <w:sz w:val="22"/>
+        </w:rPr>
+        <w:t>gerador de malhas no FEBio (FEM)</w:t>
+      </w:r>
+      <w:r>
+        <w:rPr>
+          <w:rFonts w:ascii="Calibri" w:hAnsi="Calibri"/>
+          <w:b w:val="0"/>
+          <w:i w:val="0"/>
+          <w:color w:val="222222"/>
+          <w:sz w:val="22"/>
+        </w:rPr>
+        <w:t xml:space="preserve"> para controlar a espessura corneana de forma paramétrica direta através da manipulação de coordenadas de nós ($z$), dispensando interpolações complexas de imagens clínicas externas.</w:t>
+      </w:r>
+    </w:p>
+    <w:p>
+      <w:pPr>
+        <w:pStyle w:val="Heading3"/>
+      </w:pPr>
+      <w:r/>
+      <w:r>
+        <w:rPr>
+          <w:rFonts w:ascii="Calibri" w:hAnsi="Calibri"/>
+          <w:b w:val="0"/>
+          <w:i w:val="0"/>
+          <w:color w:val="1B365D"/>
+          <w:sz w:val="24"/>
+        </w:rPr>
+        <w:t>Formulação Paramétrica do Espessamento e Afinamento no FEBio</w:t>
+      </w:r>
+    </w:p>
+    <w:p>
+      <w:r>
+        <w:rPr>
+          <w:rFonts w:ascii="Calibri" w:hAnsi="Calibri"/>
+          <w:b w:val="0"/>
+          <w:i w:val="0"/>
+          <w:color w:val="222222"/>
+          <w:sz w:val="22"/>
+        </w:rPr>
+        <w:t>A espessura da córnea (paquimetria) pode ser controlada diretamente nas funções analíticas de geração de nós da malha de elementos finitos. A superfície anterior da córnea é modelada como uma casca esférica ou elipsoide de translação. Em vez de assumir uma espessura estromal constante ($t_0 = 500\ \mu\text{m}$), a coordenada radial/axial do nó correspondente da superfície posterior da córnea é calculada variando a espessura local de forma paramétrica:</w:t>
+      </w:r>
+    </w:p>
+    <w:p>
+      <w:pPr>
+        <w:pStyle w:val="ListNumber"/>
+        <w:spacing w:before="40" w:after="80" w:line="276" w:lineRule="auto"/>
+      </w:pPr>
+      <w:r>
+        <w:rPr>
+          <w:rFonts w:ascii="Calibri" w:hAnsi="Calibri"/>
+          <w:b/>
+          <w:i w:val="0"/>
+          <w:color w:val="222222"/>
+          <w:sz w:val="22"/>
+        </w:rPr>
+        <w:t>Variação Paramétrica Uniforme (Thin / Normal / Thick):</w:t>
+      </w:r>
+    </w:p>
+    <w:p>
+      <w:r>
+        <w:rPr>
+          <w:rFonts w:ascii="Calibri" w:hAnsi="Calibri"/>
+          <w:b w:val="0"/>
+          <w:i w:val="0"/>
+          <w:color w:val="222222"/>
+          <w:sz w:val="22"/>
+        </w:rPr>
+        <w:t>Para simular córneas com diferentes espessuras basais de forma limpa no FEBio, a coordenada $z$ dos nós posteriores ($z_{post}$) em cada ponto radial $r$ é escalada por um parâmetro de espessura uniforme $t \in [400\ \mu\text{m}, 600\ \mu\text{m}]$:</w:t>
+      </w:r>
+    </w:p>
+    <w:p>
+      <w:r>
+        <w:rPr>
+          <w:rFonts w:ascii="Calibri" w:hAnsi="Calibri"/>
+          <w:b w:val="0"/>
+          <w:i w:val="0"/>
+          <w:color w:val="222222"/>
+          <w:sz w:val="22"/>
+        </w:rPr>
+        <w:t>$$z</w:t>
+      </w:r>
+      <w:r>
+        <w:rPr>
+          <w:rFonts w:ascii="Calibri" w:hAnsi="Calibri"/>
+          <w:b w:val="0"/>
+          <w:i/>
+          <w:color w:val="222222"/>
+          <w:sz w:val="22"/>
+        </w:rPr>
+        <w:t>{post}(r) = z</w:t>
+      </w:r>
+      <w:r>
+        <w:rPr>
+          <w:rFonts w:ascii="Calibri" w:hAnsi="Calibri"/>
+          <w:b w:val="0"/>
+          <w:i w:val="0"/>
+          <w:color w:val="222222"/>
+          <w:sz w:val="22"/>
+        </w:rPr>
+        <w:t>{ant}(r) - t \cdot \cos(\phi)$$</w:t>
+      </w:r>
+    </w:p>
+    <w:p>
+      <w:r>
+        <w:rPr>
+          <w:rFonts w:ascii="Calibri" w:hAnsi="Calibri"/>
+          <w:b w:val="0"/>
+          <w:i w:val="0"/>
+          <w:color w:val="222222"/>
+          <w:sz w:val="22"/>
+        </w:rPr>
+        <w:t>onde $\phi$ é o ângulo de inclinação local da casca. Isto garante que a rigidez estrutural da casca no solver do FEBio responda diretamente à espessura fina (ectasia extrema), normal ou espessa.</w:t>
+      </w:r>
+    </w:p>
+    <w:p>
+      <w:pPr>
+        <w:pStyle w:val="ListNumber"/>
+        <w:spacing w:before="40" w:after="80" w:line="276" w:lineRule="auto"/>
+      </w:pPr>
+      <w:r>
+        <w:rPr>
+          <w:rFonts w:ascii="Calibri" w:hAnsi="Calibri"/>
+          <w:b/>
+          <w:i w:val="0"/>
+          <w:color w:val="222222"/>
+          <w:sz w:val="22"/>
+        </w:rPr>
+        <w:t>Modelagem Paramétrica de Ectasia Localizada (Afinamento Regional):</w:t>
+      </w:r>
+    </w:p>
+    <w:p>
+      <w:r>
+        <w:rPr>
+          <w:rFonts w:ascii="Calibri" w:hAnsi="Calibri"/>
+          <w:b w:val="0"/>
+          <w:i w:val="0"/>
+          <w:color w:val="222222"/>
+          <w:sz w:val="22"/>
+        </w:rPr>
+        <w:t>A perda de espessura localizada na zona do cone ceratocónico (afinamento assimétrico temporal inferior) pode ser modelada de forma sintética no próprio gerador de nós adicionando uma função Gaussiana de afinamento descentrada. A espessura local $t(x, y)$ é descrita como:</w:t>
+      </w:r>
+    </w:p>
+    <w:p>
+      <w:r>
+        <w:rPr>
+          <w:rFonts w:ascii="Calibri" w:hAnsi="Calibri"/>
+          <w:b w:val="0"/>
+          <w:i w:val="0"/>
+          <w:color w:val="222222"/>
+          <w:sz w:val="22"/>
+        </w:rPr>
+        <w:t>$$t(x, y) = t</w:t>
+      </w:r>
+      <w:r>
+        <w:rPr>
+          <w:rFonts w:ascii="Calibri" w:hAnsi="Calibri"/>
+          <w:b w:val="0"/>
+          <w:i/>
+          <w:color w:val="222222"/>
+          <w:sz w:val="22"/>
+        </w:rPr>
+        <w:t>0 - \Delta t \cdot \exp\left( - \frac{(x - x</w:t>
+      </w:r>
+      <w:r>
+        <w:rPr>
+          <w:rFonts w:ascii="Calibri" w:hAnsi="Calibri"/>
+          <w:b w:val="0"/>
+          <w:i w:val="0"/>
+          <w:color w:val="222222"/>
+          <w:sz w:val="22"/>
+        </w:rPr>
+        <w:t>{cone})^2 + (y - y</w:t>
+      </w:r>
+      <w:r>
+        <w:rPr>
+          <w:rFonts w:ascii="Calibri" w:hAnsi="Calibri"/>
+          <w:b w:val="0"/>
+          <w:i/>
+          <w:color w:val="222222"/>
+          <w:sz w:val="22"/>
+        </w:rPr>
+        <w:t>{cone})^2}{2 \sigma</w:t>
+      </w:r>
+      <w:r>
+        <w:rPr>
+          <w:rFonts w:ascii="Calibri" w:hAnsi="Calibri"/>
+          <w:b w:val="0"/>
+          <w:i w:val="0"/>
+          <w:color w:val="222222"/>
+          <w:sz w:val="22"/>
+        </w:rPr>
+        <w:t>{cone}^2} \right)$$</w:t>
+      </w:r>
+    </w:p>
+    <w:p>
+      <w:r>
+        <w:rPr>
+          <w:rFonts w:ascii="Calibri" w:hAnsi="Calibri"/>
+          <w:b w:val="0"/>
+          <w:i w:val="0"/>
+          <w:color w:val="222222"/>
+          <w:sz w:val="22"/>
+        </w:rPr>
+        <w:t>onde:</w:t>
+      </w:r>
+    </w:p>
+    <w:p>
+      <w:pPr>
+        <w:pStyle w:val="ListBullet"/>
+        <w:spacing w:before="40" w:after="80" w:line="276" w:lineRule="auto"/>
+      </w:pPr>
+      <w:r>
+        <w:rPr>
+          <w:rFonts w:ascii="Calibri" w:hAnsi="Calibri"/>
+          <w:b w:val="0"/>
+          <w:i w:val="0"/>
+          <w:color w:val="222222"/>
+          <w:sz w:val="22"/>
+        </w:rPr>
+        <w:t>$t_0$ é a espessura periférica saudável ($500\ \mu\text{m}$).</w:t>
+      </w:r>
+    </w:p>
+    <w:p>
+      <w:pPr>
+        <w:pStyle w:val="ListBullet"/>
+        <w:spacing w:before="40" w:after="80" w:line="276" w:lineRule="auto"/>
+      </w:pPr>
+      <w:r>
+        <w:rPr>
+          <w:rFonts w:ascii="Calibri" w:hAnsi="Calibri"/>
+          <w:b w:val="0"/>
+          <w:i w:val="0"/>
+          <w:color w:val="222222"/>
+          <w:sz w:val="22"/>
+        </w:rPr>
+        <w:t>$\Delta t$ é a perda máxima de espessura no ápice do cone (ex. $150\ \mu\text{m}$, resultando numa paquimetria mínima de $350\ \mu\text{m}$).</w:t>
+      </w:r>
+    </w:p>
+    <w:p>
+      <w:pPr>
+        <w:pStyle w:val="ListBullet"/>
+        <w:spacing w:before="40" w:after="80" w:line="276" w:lineRule="auto"/>
+      </w:pPr>
+      <w:r>
+        <w:rPr>
+          <w:rFonts w:ascii="Calibri" w:hAnsi="Calibri"/>
+          <w:b w:val="0"/>
+          <w:i w:val="0"/>
+          <w:color w:val="222222"/>
+          <w:sz w:val="22"/>
+        </w:rPr>
+        <w:t>$(x</w:t>
+      </w:r>
+      <w:r>
+        <w:rPr>
+          <w:rFonts w:ascii="Calibri" w:hAnsi="Calibri"/>
+          <w:b w:val="0"/>
+          <w:i/>
+          <w:color w:val="222222"/>
+          <w:sz w:val="22"/>
+        </w:rPr>
+        <w:t>{cone}, y</w:t>
+      </w:r>
+      <w:r>
+        <w:rPr>
+          <w:rFonts w:ascii="Calibri" w:hAnsi="Calibri"/>
+          <w:b w:val="0"/>
+          <w:i w:val="0"/>
+          <w:color w:val="222222"/>
+          <w:sz w:val="22"/>
+        </w:rPr>
+        <w:t>{cone})$ são as coordenadas de descentração do cone (ex. temporal inferior).</w:t>
+      </w:r>
+    </w:p>
+    <w:p>
+      <w:pPr>
+        <w:pStyle w:val="ListBullet"/>
+        <w:spacing w:before="40" w:after="80" w:line="276" w:lineRule="auto"/>
+      </w:pPr>
+      <w:r>
+        <w:rPr>
+          <w:rFonts w:ascii="Calibri" w:hAnsi="Calibri"/>
+          <w:b w:val="0"/>
+          <w:i w:val="0"/>
+          <w:color w:val="222222"/>
+          <w:sz w:val="22"/>
+        </w:rPr>
+        <w:t>$\sigma_{cone}$ define a largura ou extensão da zona de afinamento.</w:t>
+      </w:r>
+    </w:p>
+    <w:p>
+      <w:r>
+        <w:rPr>
+          <w:rFonts w:ascii="Calibri" w:hAnsi="Calibri"/>
+          <w:b w:val="0"/>
+          <w:i w:val="0"/>
+          <w:color w:val="222222"/>
+          <w:sz w:val="22"/>
+        </w:rPr>
+        <w:t>Este método direto no gerador do FEBio permite criar modelos numéricos limpos e reprodutíveis, permitindo testar diretamente a eficácia mecânica do ICRS em diferentes graus de afinamento localizados e espessuras globais da casca, garantindo a convergência perfeita do solver sem risco de distorção de elementos.</w:t>
+      </w:r>
+    </w:p>
+    <w:p>
+      <w:r>
+        <w:rPr>
+          <w:rFonts w:ascii="Calibri" w:hAnsi="Calibri"/>
+          <w:b/>
+          <w:i w:val="0"/>
+          <w:color w:val="222222"/>
+          <w:sz w:val="22"/>
+        </w:rPr>
+        <w:t>Critério de validação atendido.</w:t>
+      </w:r>
+      <w:r>
+        <w:rPr>
+          <w:rFonts w:ascii="Calibri" w:hAnsi="Calibri"/>
+          <w:b w:val="0"/>
+          <w:i w:val="0"/>
+          <w:color w:val="222222"/>
+          <w:sz w:val="22"/>
+        </w:rPr>
+        <w:t xml:space="preserve"> A campanha satisfaz o critério de validação proposto originalmente: a variação isolada do parâmetro $c$ produz uma assinatura vetorial qualitativamente e quantitativamente distinguível no space ($V</w:t>
+      </w:r>
+      <w:r>
+        <w:rPr>
+          <w:rFonts w:ascii="Calibri" w:hAnsi="Calibri"/>
+          <w:b w:val="0"/>
+          <w:i/>
+          <w:color w:val="222222"/>
+          <w:sz w:val="22"/>
+        </w:rPr>
+        <w:t>R, \delta</w:t>
+      </w:r>
+      <w:r>
+        <w:rPr>
+          <w:rFonts w:ascii="Calibri" w:hAnsi="Calibri"/>
+          <w:b w:val="0"/>
+          <w:i w:val="0"/>
+          <w:color w:val="222222"/>
+          <w:sz w:val="22"/>
+        </w:rPr>
+        <w:t>{apex}, \Delta K$), com CV $= 0{,}671$ vs. CV $&lt; 0{,}02$ para os demais parâmetros. A classificação fenotípica não é tautológica — ela identifica diferenças biomecânicas reais que podem ser detectadas computacionalmente.</w:t>
+      </w:r>
+    </w:p>
+    <w:p>
+      <w:pPr>
         <w:spacing w:before="240" w:after="240"/>
         <w:jc w:val="center"/>
       </w:pPr>
@@ -2763,6 +3972,42 @@
           <w:color w:val="222222"/>
           <w:sz w:val="22"/>
         </w:rPr>
+        <w:t xml:space="preserve">O </w:t>
+      </w:r>
+      <w:r>
+        <w:rPr>
+          <w:rFonts w:ascii="Calibri" w:hAnsi="Calibri"/>
+          <w:b/>
+          <w:i w:val="0"/>
+          <w:color w:val="222222"/>
+          <w:sz w:val="22"/>
+        </w:rPr>
+        <w:t>estudo paramétrico de sensibilidade constitutiva</w:t>
+      </w:r>
+      <w:r>
+        <w:rPr>
+          <w:rFonts w:ascii="Calibri" w:hAnsi="Calibri"/>
+          <w:b w:val="0"/>
+          <w:i w:val="0"/>
+          <w:color w:val="222222"/>
+          <w:sz w:val="22"/>
+        </w:rPr>
+        <w:t xml:space="preserve"> (Seção 13.4.6), agora concluído através de uma campanha de 377 simulações (Seção 12.3), validou computacionalmente a discriminabilidade dos fenótipos biomecânicos HGO propostos na Seção 9.5, fornecendo a evidência computacional direta necessária para sustentar a Classificação Fenotípica Biomecânica.</w:t>
+      </w:r>
+    </w:p>
+    <w:p>
+      <w:pPr>
+        <w:pStyle w:val="ListBullet"/>
+        <w:spacing w:before="40" w:after="80" w:line="276" w:lineRule="auto"/>
+      </w:pPr>
+      <w:r>
+        <w:rPr>
+          <w:rFonts w:ascii="Calibri" w:hAnsi="Calibri"/>
+          <w:b w:val="0"/>
+          <w:i w:val="0"/>
+          <w:color w:val="222222"/>
+          <w:sz w:val="22"/>
+        </w:rPr>
         <w:t xml:space="preserve">Direções futuras incluem </w:t>
       </w:r>
       <w:r>
@@ -2823,7 +4068,7 @@
           <w:color w:val="222222"/>
           <w:sz w:val="22"/>
         </w:rPr>
-        <w:t xml:space="preserve"> e </w:t>
+        <w:t xml:space="preserve">, </w:t>
       </w:r>
       <w:r>
         <w:rPr>
@@ -2843,7 +4088,27 @@
           <w:color w:val="222222"/>
           <w:sz w:val="22"/>
         </w:rPr>
-        <w:t>.</w:t>
+        <w:t xml:space="preserve"> e </w:t>
+      </w:r>
+      <w:r>
+        <w:rPr>
+          <w:rFonts w:ascii="Calibri" w:hAnsi="Calibri"/>
+          <w:b/>
+          <w:i w:val="0"/>
+          <w:color w:val="222222"/>
+          <w:sz w:val="22"/>
+        </w:rPr>
+        <w:t>correlação histomecânica</w:t>
+      </w:r>
+      <w:r>
+        <w:rPr>
+          <w:rFonts w:ascii="Calibri" w:hAnsi="Calibri"/>
+          <w:b w:val="0"/>
+          <w:i w:val="0"/>
+          <w:color w:val="222222"/>
+          <w:sz w:val="22"/>
+        </w:rPr>
+        <w:t xml:space="preserve"> dos parâmetros constitutivos.</w:t>
       </w:r>
     </w:p>
     <w:p>
@@ -2961,7 +4226,7 @@
           <w:color w:val="222222"/>
           <w:sz w:val="22"/>
         </w:rPr>
-        <w:t xml:space="preserve">García de Oteyza G, et al. Finite element analysis of progressive thickness ICRS. </w:t>
+        <w:t xml:space="preserve">García de Oteyza G, Kling S, Álvarez de Toledo J, Barraquer RI. Refractive changes of a new asymmetric intracorneal ring segment with variable thickness and base width: A 2D finite-element model. </w:t>
       </w:r>
       <w:r>
         <w:rPr>
@@ -2971,7 +4236,7 @@
           <w:color w:val="222222"/>
           <w:sz w:val="22"/>
         </w:rPr>
-        <w:t>J Cataract Refract Surg</w:t>
+        <w:t>PLoS One</w:t>
       </w:r>
       <w:r>
         <w:rPr>
@@ -2981,7 +4246,7 @@
           <w:color w:val="222222"/>
           <w:sz w:val="22"/>
         </w:rPr>
-        <w:t>. 2021;47(2):258–265.</w:t>
+        <w:t>. 2021;16(1):e0245063.</w:t>
       </w:r>
     </w:p>
     <w:p>
